--- a/docs/Next_Owner_Market_Launch_Kit.docx
+++ b/docs/Next_Owner_Market_Launch_Kit.docx
@@ -2,7 +2,7 @@
 <file path=word/document.xml><?xml version="1.0" encoding="utf-8"?>
 <w:document xmlns:w="http://schemas.openxmlformats.org/wordprocessingml/2006/main" xmlns:m="http://schemas.openxmlformats.org/officeDocument/2006/math" xmlns:r="http://schemas.openxmlformats.org/officeDocument/2006/relationships" xmlns:o="urn:schemas-microsoft-com:office:office" xmlns:v="urn:schemas-microsoft-com:vml" xmlns:w10="urn:schemas-microsoft-com:office:word" xmlns:a="http://schemas.openxmlformats.org/drawingml/2006/main" xmlns:pic="http://schemas.openxmlformats.org/drawingml/2006/picture" xmlns:wp="http://schemas.openxmlformats.org/drawingml/2006/wordprocessingDrawing">
   <w:body>
-    <w:bookmarkStart w:id="30" w:name="next-owner-market-30-day-launch-kit"/>
+    <w:bookmarkStart w:id="30" w:name="next-owner-market--30-day-launch-kit"/>
     <w:p>
       <w:pPr>
         <w:pStyle w:val="Heading1"/>
@@ -30,7 +30,7 @@
         </w:pict>
       </w:r>
     </w:p>
-    <w:bookmarkStart w:id="20" w:name="the-pitch-in-one-line"/>
+    <w:bookmarkStart w:id="20" w:name="X2eec881e2f11dd40010005b6dcbf950fd2e859f"/>
     <w:p>
       <w:pPr>
         <w:pStyle w:val="Heading2"/>
@@ -83,7 +83,7 @@
       </w:r>
     </w:p>
     <w:bookmarkEnd w:id="20"/>
-    <w:bookmarkStart w:id="21" w:name="X1398c99c3e50261645616a9983371e5dc3f7d62"/>
+    <w:bookmarkStart w:id="21" w:name="X16ed74f019aca72a48b7a2154f716ba30caf0f8"/>
     <w:p>
       <w:pPr>
         <w:pStyle w:val="Heading2"/>
@@ -97,7 +97,7 @@
         <w:pStyle w:val="FirstParagraph"/>
       </w:pPr>
       <w:r>
-        <w:t xml:space="preserve">Record your screen with the phone’s built-in screen recorder, or point a second phone at the first. Talk while you do it. Don’t script it word for word; hit these beats.</w:t>
+        <w:t xml:space="preserve">Record your screen with the phone's built-in screen recorder, or point a second phone at the first. Talk while you do it. Don't script it word for word; hit these beats.</w:t>
       </w:r>
     </w:p>
     <w:p>
@@ -119,19 +119,7 @@
         <w:t xml:space="preserve"> </w:t>
       </w:r>
       <w:r>
-        <w:t xml:space="preserve">Camera on a table with 8–10 random things: a drill, a lamp, a receiver, a few kitchen gadgets.</w:t>
-      </w:r>
-      <w:r>
-        <w:t xml:space="preserve"> </w:t>
-      </w:r>
-      <w:r>
-        <w:t xml:space="preserve">“</w:t>
-      </w:r>
-      <w:r>
-        <w:t xml:space="preserve">Every reseller has this pile. Watch.</w:t>
-      </w:r>
-      <w:r>
-        <w:t xml:space="preserve">”</w:t>
+        <w:t xml:space="preserve">Camera on a table with 8–10 random things: a drill, a lamp, a receiver, a few kitchen gadgets. "Every reseller has this pile. Watch."</w:t>
       </w:r>
     </w:p>
     <w:p>
@@ -153,19 +141,7 @@
         <w:t xml:space="preserve"> </w:t>
       </w:r>
       <w:r>
-        <w:t xml:space="preserve">Open Snap mode, tap Upload photos from gallery, pick 20 photos.</w:t>
-      </w:r>
-      <w:r>
-        <w:t xml:space="preserve"> </w:t>
-      </w:r>
-      <w:r>
-        <w:t xml:space="preserve">“</w:t>
-      </w:r>
-      <w:r>
-        <w:t xml:space="preserve">I took these in about a minute walking around the table.</w:t>
-      </w:r>
-      <w:r>
-        <w:t xml:space="preserve">”</w:t>
+        <w:t xml:space="preserve">Open Snap mode, tap Upload photos from gallery, pick 20 photos. "I took these in about a minute walking around the table."</w:t>
       </w:r>
     </w:p>
     <w:p>
@@ -187,25 +163,7 @@
         <w:t xml:space="preserve"> </w:t>
       </w:r>
       <w:r>
-        <w:t xml:space="preserve">Show the groups appear.</w:t>
-      </w:r>
-      <w:r>
-        <w:t xml:space="preserve"> </w:t>
-      </w:r>
-      <w:r>
-        <w:t xml:space="preserve">“</w:t>
-      </w:r>
-      <w:r>
-        <w:t xml:space="preserve">It figured out which photos are the same item. That’s the drill, that’s the lamp.</w:t>
-      </w:r>
-      <w:r>
-        <w:t xml:space="preserve">”</w:t>
-      </w:r>
-      <w:r>
-        <w:t xml:space="preserve"> </w:t>
-      </w:r>
-      <w:r>
-        <w:t xml:space="preserve">Tap Finish.</w:t>
+        <w:t xml:space="preserve">Show the groups appear. "It figured out which photos are the same item. That's the drill, that's the lamp." Tap Finish.</w:t>
       </w:r>
     </w:p>
     <w:p>
@@ -227,19 +185,7 @@
         <w:t xml:space="preserve"> </w:t>
       </w:r>
       <w:r>
-        <w:t xml:space="preserve">Open one item. Show the clean background, the title, description, specs, price range.</w:t>
-      </w:r>
-      <w:r>
-        <w:t xml:space="preserve"> </w:t>
-      </w:r>
-      <w:r>
-        <w:t xml:space="preserve">“</w:t>
-      </w:r>
-      <w:r>
-        <w:t xml:space="preserve">I didn’t type any of that.</w:t>
-      </w:r>
-      <w:r>
-        <w:t xml:space="preserve">”</w:t>
+        <w:t xml:space="preserve">Open one item. Show the clean background, the title, description, specs, price range. "I didn't type any of that."</w:t>
       </w:r>
     </w:p>
     <w:p>
@@ -261,19 +207,7 @@
         <w:t xml:space="preserve"> </w:t>
       </w:r>
       <w:r>
-        <w:t xml:space="preserve">Scroll the copy blocks. Tap Copy on Facebook. Tap the How-to-post button.</w:t>
-      </w:r>
-      <w:r>
-        <w:t xml:space="preserve"> </w:t>
-      </w:r>
-      <w:r>
-        <w:t xml:space="preserve">“</w:t>
-      </w:r>
-      <w:r>
-        <w:t xml:space="preserve">Facebook, eBay, OfferUp, Craigslist, Mercari, Poshmark, Vinted, Depop, Etsy. And it tells you how to post if you’ve never done it.</w:t>
-      </w:r>
-      <w:r>
-        <w:t xml:space="preserve">”</w:t>
+        <w:t xml:space="preserve">Scroll the copy blocks. Tap Copy on Facebook. Tap the How-to-post button. "Facebook, eBay, OfferUp, Craigslist, Mercari, Poshmark, Vinted, Depop, Etsy. And it tells you how to post if you've never done it."</w:t>
       </w:r>
     </w:p>
     <w:p>
@@ -295,19 +229,7 @@
         <w:t xml:space="preserve"> </w:t>
       </w:r>
       <w:r>
-        <w:t xml:space="preserve">Show the item live at nextownermarket.com with the Buy now button.</w:t>
-      </w:r>
-      <w:r>
-        <w:t xml:space="preserve"> </w:t>
-      </w:r>
-      <w:r>
-        <w:t xml:space="preserve">“</w:t>
-      </w:r>
-      <w:r>
-        <w:t xml:space="preserve">Or they just buy it here, by card, and the money’s held till pickup. Three free listings to try it. Link’s below.</w:t>
-      </w:r>
-      <w:r>
-        <w:t xml:space="preserve">”</w:t>
+        <w:t xml:space="preserve">Show the item live at nextownermarket.com with the Buy now button. "Or they just buy it here, by card, and the money's held till pickup. Three free listings to try it. Link's below."</w:t>
       </w:r>
     </w:p>
     <w:p>
@@ -326,7 +248,7 @@
       </w:r>
     </w:p>
     <w:bookmarkEnd w:id="21"/>
-    <w:bookmarkStart w:id="22" w:name="X6a57c74041556ef093b04514d776758f176649b"/>
+    <w:bookmarkStart w:id="22" w:name="X5f7b97df7c921d2d2d5e6119c0388ead55b8c8f"/>
     <w:p>
       <w:pPr>
         <w:pStyle w:val="Heading2"/>
@@ -412,7 +334,7 @@
         <w:pStyle w:val="Compact"/>
       </w:pPr>
       <w:r>
-        <w:t xml:space="preserve">Vintage Audio Buy Sell Trade, Vintage Electronics Resellers (your lane; they’ll get it instantly)</w:t>
+        <w:t xml:space="preserve">Vintage Audio Buy Sell Trade, Vintage Electronics Resellers (your lane; they'll get it instantly)</w:t>
       </w:r>
     </w:p>
     <w:p>
@@ -432,22 +354,7 @@
         <w:pStyle w:val="FirstParagraph"/>
       </w:pPr>
       <w:r>
-        <w:t xml:space="preserve">Also: r/Flipping (1M+, no self-promo in posts; answer questions and mention it when relevant), r/eBaySellers, r/Mercari, r/poshmark; Discord servers for resellers (search</w:t>
-      </w:r>
-      <w:r>
-        <w:t xml:space="preserve"> </w:t>
-      </w:r>
-      <w:r>
-        <w:t xml:space="preserve">“</w:t>
-      </w:r>
-      <w:r>
-        <w:t xml:space="preserve">reseller discord</w:t>
-      </w:r>
-      <w:r>
-        <w:t xml:space="preserve">”</w:t>
-      </w:r>
-      <w:r>
-        <w:t xml:space="preserve">).</w:t>
+        <w:t xml:space="preserve">Also: r/Flipping (1M+, no self-promo in posts; answer questions and mention it when relevant), r/eBaySellers, r/Mercari, r/poshmark; Discord servers for resellers (search "reseller discord").</w:t>
       </w:r>
     </w:p>
     <w:p>
@@ -461,11 +368,13 @@
         </w:rPr>
         <w:t xml:space="preserve">Post text (edit to your voice):</w:t>
       </w:r>
-      <w:r>
-        <w:t xml:space="preserve"> </w:t>
-      </w:r>
-      <w:r>
-        <w:t xml:space="preserve">&gt; I’ve been in surplus 30 years. Got tired of listing one thing at a time, so I built this. You upload a pile of photos, it sorts them into items, cleans the backgrounds, writes the listings, and gives you copy-paste versions for nine marketplaces. Made it for my own warehouse, then opened it up. Three free AI listings to try, no card. Curious what other resellers think. nextownermarket.com/pro</w:t>
+    </w:p>
+    <w:p>
+      <w:pPr>
+        <w:pStyle w:val="BlockText"/>
+      </w:pPr>
+      <w:r>
+        <w:t xml:space="preserve">I've been in surplus 30 years. Got tired of listing one thing at a time, so I built this. You upload a pile of photos, it sorts them into items, cleans the backgrounds, writes the listings, and gives you copy-paste versions for nine marketplaces. Made it for my own warehouse, then opened it up. Three free AI listings to try, no card. Curious what other resellers think. nextownermarket.com/pro</w:t>
       </w:r>
     </w:p>
     <w:p>
@@ -476,7 +385,7 @@
       </w:r>
     </w:p>
     <w:bookmarkEnd w:id="22"/>
-    <w:bookmarkStart w:id="23" w:name="Xbf792ef12898906e147e858a02c573a87cf4d45"/>
+    <w:bookmarkStart w:id="23" w:name="Xc897b521e77dce0f73c96bd62f4b7dd4724323d"/>
     <w:p>
       <w:pPr>
         <w:pStyle w:val="Heading2"/>
@@ -490,43 +399,7 @@
         <w:pStyle w:val="FirstParagraph"/>
       </w:pPr>
       <w:r>
-        <w:t xml:space="preserve">Target channels with 5k–50k subscribers who post</w:t>
-      </w:r>
-      <w:r>
-        <w:t xml:space="preserve"> </w:t>
-      </w:r>
-      <w:r>
-        <w:t xml:space="preserve">“</w:t>
-      </w:r>
-      <w:r>
-        <w:t xml:space="preserve">what sold this week</w:t>
-      </w:r>
-      <w:r>
-        <w:t xml:space="preserve">”</w:t>
-      </w:r>
-      <w:r>
-        <w:t xml:space="preserve"> </w:t>
-      </w:r>
-      <w:r>
-        <w:t xml:space="preserve">or</w:t>
-      </w:r>
-      <w:r>
-        <w:t xml:space="preserve"> </w:t>
-      </w:r>
-      <w:r>
-        <w:t xml:space="preserve">“</w:t>
-      </w:r>
-      <w:r>
-        <w:t xml:space="preserve">thrift haul</w:t>
-      </w:r>
-      <w:r>
-        <w:t xml:space="preserve">”</w:t>
-      </w:r>
-      <w:r>
-        <w:t xml:space="preserve"> </w:t>
-      </w:r>
-      <w:r>
-        <w:t xml:space="preserve">videos. They’re cheap, their audience is exactly right, and they answer DMs. Offer $100–300 for a walkthrough, or free Pro for a year plus a referral link (they earn a month for every signup).</w:t>
+        <w:t xml:space="preserve">Target channels with 5k–50k subscribers who post "what sold this week" or "thrift haul" videos. They're cheap, their audience is exactly right, and they answer DMs. Offer $100–300 for a walkthrough, or free Pro for a year plus a referral link (they earn a month for every signup).</w:t>
       </w:r>
     </w:p>
     <w:p>
@@ -540,23 +413,21 @@
         </w:rPr>
         <w:t xml:space="preserve">Message:</w:t>
       </w:r>
-      <w:r>
-        <w:t xml:space="preserve"> </w:t>
-      </w:r>
-      <w:r>
-        <w:t xml:space="preserve">&gt; Hi [name], I watch your [what-sold] videos. I’m a 30-year surplus dealer in Virginia and I built a tool I think your audience would use: you upload a pile of photos, it sorts them into items, cleans the backgrounds, writes every listing, and gives you copy-paste versions for eBay, Poshmark, Mercari, Facebook and five more. $15/month, 3 free to try.</w:t>
-      </w:r>
-      <w:r>
-        <w:t xml:space="preserve"> </w:t>
-      </w:r>
-      <w:r>
-        <w:t xml:space="preserve">&gt;</w:t>
-      </w:r>
-      <w:r>
-        <w:t xml:space="preserve"> </w:t>
-      </w:r>
-      <w:r>
-        <w:t xml:space="preserve">&gt; Would you do a walkthrough video? I can pay $[200] or give you a year of Pro plus a referral link that earns you a free month per signup. Here’s a 60-second demo: [link]. Try it first; if it doesn’t impress you, no hard feelings.</w:t>
+    </w:p>
+    <w:p>
+      <w:pPr>
+        <w:pStyle w:val="BlockText"/>
+      </w:pPr>
+      <w:r>
+        <w:t xml:space="preserve">Hi [name], I watch your [what-sold] videos. I'm a 30-year surplus dealer in Virginia and I built a tool I think your audience would use: you upload a pile of photos, it sorts them into items, cleans the backgrounds, writes every listing, and gives you copy-paste versions for eBay, Poshmark, Mercari, Facebook and five more. $15/month, 3 free to try.</w:t>
+      </w:r>
+    </w:p>
+    <w:p>
+      <w:pPr>
+        <w:pStyle w:val="BlockText"/>
+      </w:pPr>
+      <w:r>
+        <w:t xml:space="preserve">Would you do a walkthrough video? I can pay $[200] or give you a year of Pro plus a referral link that earns you a free month per signup. Here's a 60-second demo: [link]. Try it first; if it doesn't impress you, no hard feelings.</w:t>
       </w:r>
     </w:p>
     <w:p>
@@ -567,7 +438,7 @@
       </w:r>
     </w:p>
     <w:bookmarkEnd w:id="23"/>
-    <w:bookmarkStart w:id="24" w:name="X4bda945a743855127d76386360901d377c7b563"/>
+    <w:bookmarkStart w:id="24" w:name="X8289510bff69987f307662329f66a7b1d9c9a28"/>
     <w:p>
       <w:pPr>
         <w:pStyle w:val="Heading2"/>
@@ -609,19 +480,7 @@
         <w:pStyle w:val="Compact"/>
       </w:pPr>
       <w:r>
-        <w:t xml:space="preserve">Tagline:</w:t>
-      </w:r>
-      <w:r>
-        <w:t xml:space="preserve"> </w:t>
-      </w:r>
-      <w:r>
-        <w:t xml:space="preserve">“</w:t>
-      </w:r>
-      <w:r>
-        <w:t xml:space="preserve">Photograph the pile. Get the listings.</w:t>
-      </w:r>
-      <w:r>
-        <w:t xml:space="preserve">”</w:t>
+        <w:t xml:space="preserve">Tagline: "Photograph the pile. Get the listings."</w:t>
       </w:r>
     </w:p>
     <w:p>
@@ -656,7 +515,7 @@
       </w:r>
     </w:p>
     <w:bookmarkEnd w:id="24"/>
-    <w:bookmarkStart w:id="25" w:name="your-own-channels"/>
+    <w:bookmarkStart w:id="25" w:name="X57fe13bc51312344f8d70e15ff78dc0bb11e8eb"/>
     <w:p>
       <w:pPr>
         <w:pStyle w:val="Heading2"/>
@@ -684,25 +543,7 @@
         <w:t xml:space="preserve"> </w:t>
       </w:r>
       <w:r>
-        <w:t xml:space="preserve">pin the demo video. Weekly</w:t>
-      </w:r>
-      <w:r>
-        <w:t xml:space="preserve"> </w:t>
-      </w:r>
-      <w:r>
-        <w:t xml:space="preserve">“</w:t>
-      </w:r>
-      <w:r>
-        <w:t xml:space="preserve">new arrivals</w:t>
-      </w:r>
-      <w:r>
-        <w:t xml:space="preserve">”</w:t>
-      </w:r>
-      <w:r>
-        <w:t xml:space="preserve"> </w:t>
-      </w:r>
-      <w:r>
-        <w:t xml:space="preserve">post that links to the store.</w:t>
+        <w:t xml:space="preserve">pin the demo video. Weekly "new arrivals" post that links to the store.</w:t>
       </w:r>
     </w:p>
     <w:p>
@@ -790,19 +631,7 @@
         <w:t xml:space="preserve"> </w:t>
       </w:r>
       <w:r>
-        <w:t xml:space="preserve">every seller has one on their home screen. Push it in the group:</w:t>
-      </w:r>
-      <w:r>
-        <w:t xml:space="preserve"> </w:t>
-      </w:r>
-      <w:r>
-        <w:t xml:space="preserve">“</w:t>
-      </w:r>
-      <w:r>
-        <w:t xml:space="preserve">invite a friend, both get a month free.</w:t>
-      </w:r>
-      <w:r>
-        <w:t xml:space="preserve">”</w:t>
+        <w:t xml:space="preserve">every seller has one on their home screen. Push it in the group: "invite a friend, both get a month free."</w:t>
       </w:r>
     </w:p>
     <w:p>
@@ -813,7 +642,7 @@
       </w:r>
     </w:p>
     <w:bookmarkEnd w:id="25"/>
-    <w:bookmarkStart w:id="26" w:name="local-buyers-virginia-first"/>
+    <w:bookmarkStart w:id="26" w:name="X4060b3c86b87f24379324497c2c41aa1f6f7fc1"/>
     <w:p>
       <w:pPr>
         <w:pStyle w:val="Heading2"/>
@@ -855,25 +684,7 @@
         <w:pStyle w:val="Compact"/>
       </w:pPr>
       <w:r>
-        <w:t xml:space="preserve">Nextdoor: one post a week,</w:t>
-      </w:r>
-      <w:r>
-        <w:t xml:space="preserve"> </w:t>
-      </w:r>
-      <w:r>
-        <w:t xml:space="preserve">“</w:t>
-      </w:r>
-      <w:r>
-        <w:t xml:space="preserve">warehouse open Saturday, here’s what’s new,</w:t>
-      </w:r>
-      <w:r>
-        <w:t xml:space="preserve">”</w:t>
-      </w:r>
-      <w:r>
-        <w:t xml:space="preserve"> </w:t>
-      </w:r>
-      <w:r>
-        <w:t xml:space="preserve">with the store link.</w:t>
+        <w:t xml:space="preserve">Nextdoor: one post a week, "warehouse open Saturday, here's what's new," with the store link.</w:t>
       </w:r>
     </w:p>
     <w:p>
@@ -908,7 +719,7 @@
       </w:r>
     </w:p>
     <w:bookmarkEnd w:id="26"/>
-    <w:bookmarkStart w:id="27" w:name="what-to-measure-check-weekly"/>
+    <w:bookmarkStart w:id="27" w:name="Xac47b57a9c390c8df50c4d8cabea6a06fed36b3"/>
     <w:p>
       <w:pPr>
         <w:pStyle w:val="Heading2"/>
@@ -1166,7 +977,7 @@
         <w:pStyle w:val="BodyText"/>
       </w:pPr>
       <w:r>
-        <w:t xml:space="preserve">If sign-ups are high and Pro is low: the free tier is too generous or the upgrade prompt is buried. If sign-ups are low: the video isn’t reaching people; post more places, pay more creators.</w:t>
+        <w:t xml:space="preserve">If sign-ups are high and Pro is low: the free tier is too generous or the upgrade prompt is buried. If sign-ups are low: the video isn't reaching people; post more places, pay more creators.</w:t>
       </w:r>
     </w:p>
     <w:p>
@@ -1177,7 +988,7 @@
       </w:r>
     </w:p>
     <w:bookmarkEnd w:id="27"/>
-    <w:bookmarkStart w:id="28" w:name="the-30-day-calendar"/>
+    <w:bookmarkStart w:id="28" w:name="X0f3aed2caa75178f482a1b7a8ab57b37cb5b0fd"/>
     <w:p>
       <w:pPr>
         <w:pStyle w:val="Heading2"/>
@@ -1249,25 +1060,7 @@
         <w:t xml:space="preserve"> </w:t>
       </w:r>
       <w:r>
-        <w:t xml:space="preserve">fix whatever people complained about most · third blast · post</w:t>
-      </w:r>
-      <w:r>
-        <w:t xml:space="preserve"> </w:t>
-      </w:r>
-      <w:r>
-        <w:t xml:space="preserve">“</w:t>
-      </w:r>
-      <w:r>
-        <w:t xml:space="preserve">what sold this month</w:t>
-      </w:r>
-      <w:r>
-        <w:t xml:space="preserve">”</w:t>
-      </w:r>
-      <w:r>
-        <w:t xml:space="preserve"> </w:t>
-      </w:r>
-      <w:r>
-        <w:t xml:space="preserve">in the group · start week 2 again with the next set of groups.</w:t>
+        <w:t xml:space="preserve">fix whatever people complained about most · third blast · post "what sold this month" in the group · start week 2 again with the next set of groups.</w:t>
       </w:r>
     </w:p>
     <w:p>
@@ -1278,7 +1071,7 @@
       </w:r>
     </w:p>
     <w:bookmarkEnd w:id="28"/>
-    <w:bookmarkStart w:id="29" w:name="costs"/>
+    <w:bookmarkStart w:id="29" w:name="Xb94c4ae3b40be79d5bbbafb1dfb936b95af3128"/>
     <w:p>
       <w:pPr>
         <w:pStyle w:val="Heading2"/>
